--- a/23450150209_刘晓彤_期末大作业说明书.docx
+++ b/23450150209_刘晓彤_期末大作业说明书.docx
@@ -493,8 +493,6 @@
         </w:rPr>
         <w:t>27</w:t>
       </w:r>
-      <w:bookmarkStart w:id="28" w:name="_GoBack"/>
-      <w:bookmarkEnd w:id="28"/>
       <w:r>
         <w:rPr>
           <w:rFonts w:hint="eastAsia" w:ascii="Times New Roman" w:hAnsi="Times New Roman" w:eastAsia="宋体"/>
@@ -1546,6 +1544,7 @@
       <w:pPr>
         <w:pStyle w:val="3"/>
         <w:numPr>
+          <w:ilvl w:val="0"/>
           <w:numId w:val="0"/>
         </w:numPr>
         <w:tabs>
@@ -1560,6 +1559,7 @@
       <w:pPr>
         <w:pStyle w:val="3"/>
         <w:numPr>
+          <w:ilvl w:val="0"/>
           <w:numId w:val="0"/>
         </w:numPr>
         <w:tabs>
@@ -2241,6 +2241,7 @@
             <w:insideH w:val="none" w:color="auto" w:sz="0" w:space="0"/>
             <w:insideV w:val="none" w:color="auto" w:sz="0" w:space="0"/>
           </w:tblBorders>
+          <w:shd w:val="clear" w:color="auto" w:fill="auto"/>
           <w:tblCellMar>
             <w:top w:w="15" w:type="dxa"/>
             <w:left w:w="15" w:type="dxa"/>
@@ -2321,6 +2322,291 @@
                 <w:lang w:val="en-US" w:eastAsia="zh-CN"/>
               </w:rPr>
               <w:t>软件需求规格说明书，Software Requirements Specification</w:t>
+            </w:r>
+          </w:p>
+        </w:tc>
+      </w:tr>
+      <w:tr>
+        <w:tblPrEx>
+          <w:tblBorders>
+            <w:top w:val="none" w:color="auto" w:sz="0" w:space="0"/>
+            <w:left w:val="none" w:color="auto" w:sz="0" w:space="0"/>
+            <w:bottom w:val="none" w:color="auto" w:sz="0" w:space="0"/>
+            <w:right w:val="none" w:color="auto" w:sz="0" w:space="0"/>
+            <w:insideH w:val="none" w:color="auto" w:sz="0" w:space="0"/>
+            <w:insideV w:val="none" w:color="auto" w:sz="0" w:space="0"/>
+          </w:tblBorders>
+          <w:shd w:val="clear" w:color="auto" w:fill="auto"/>
+          <w:tblCellMar>
+            <w:top w:w="15" w:type="dxa"/>
+            <w:left w:w="15" w:type="dxa"/>
+            <w:bottom w:w="15" w:type="dxa"/>
+            <w:right w:w="15" w:type="dxa"/>
+          </w:tblCellMar>
+        </w:tblPrEx>
+        <w:tc>
+          <w:tcPr>
+            <w:tcW w:w="0" w:type="auto"/>
+            <w:tcBorders>
+              <w:top w:val="single" w:color="CCCCCC" w:sz="4" w:space="0"/>
+              <w:left w:val="single" w:color="CCCCCC" w:sz="4" w:space="0"/>
+              <w:bottom w:val="single" w:color="CCCCCC" w:sz="4" w:space="0"/>
+              <w:right w:val="single" w:color="CCCCCC" w:sz="4" w:space="0"/>
+            </w:tcBorders>
+            <w:shd w:val="clear" w:color="auto" w:fill="auto"/>
+            <w:tcMar>
+              <w:top w:w="80" w:type="dxa"/>
+              <w:left w:w="80" w:type="dxa"/>
+              <w:bottom w:w="80" w:type="dxa"/>
+              <w:right w:w="80" w:type="dxa"/>
+            </w:tcMar>
+            <w:vAlign w:val="center"/>
+          </w:tcPr>
+          <w:p>
+            <w:pPr>
+              <w:ind w:left="0" w:right="0" w:firstLine="0"/>
+              <w:rPr>
+                <w:rFonts w:hint="eastAsia" w:ascii="Times New Roman" w:hAnsi="Times New Roman" w:eastAsia="宋体"/>
+                <w:color w:val="000000"/>
+                <w:sz w:val="21"/>
+              </w:rPr>
+            </w:pPr>
+            <w:r>
+              <w:rPr>
+                <w:rFonts w:hint="eastAsia" w:ascii="Times New Roman" w:hAnsi="Times New Roman" w:eastAsia="宋体"/>
+                <w:color w:val="000000"/>
+                <w:sz w:val="21"/>
+                <w:lang w:val="en-US" w:eastAsia="zh-CN"/>
+              </w:rPr>
+              <w:t>ER 图</w:t>
+            </w:r>
+          </w:p>
+        </w:tc>
+        <w:tc>
+          <w:tcPr>
+            <w:tcW w:w="0" w:type="auto"/>
+            <w:tcBorders>
+              <w:top w:val="single" w:color="CCCCCC" w:sz="4" w:space="0"/>
+              <w:left w:val="single" w:color="CCCCCC" w:sz="4" w:space="0"/>
+              <w:bottom w:val="single" w:color="CCCCCC" w:sz="4" w:space="0"/>
+              <w:right w:val="single" w:color="CCCCCC" w:sz="4" w:space="0"/>
+            </w:tcBorders>
+            <w:shd w:val="clear" w:color="auto" w:fill="auto"/>
+            <w:tcMar>
+              <w:top w:w="80" w:type="dxa"/>
+              <w:left w:w="80" w:type="dxa"/>
+              <w:bottom w:w="80" w:type="dxa"/>
+              <w:right w:w="80" w:type="dxa"/>
+            </w:tcMar>
+            <w:vAlign w:val="center"/>
+          </w:tcPr>
+          <w:p>
+            <w:pPr>
+              <w:ind w:left="0" w:right="0" w:firstLine="0"/>
+              <w:rPr>
+                <w:rFonts w:hint="eastAsia" w:ascii="Times New Roman" w:hAnsi="Times New Roman" w:eastAsia="宋体"/>
+                <w:color w:val="000000"/>
+                <w:sz w:val="21"/>
+              </w:rPr>
+            </w:pPr>
+            <w:r>
+              <w:rPr>
+                <w:rFonts w:hint="eastAsia" w:ascii="Times New Roman" w:hAnsi="Times New Roman" w:eastAsia="宋体"/>
+                <w:color w:val="000000"/>
+                <w:sz w:val="21"/>
+                <w:lang w:val="en-US" w:eastAsia="zh-CN"/>
+              </w:rPr>
+              <w:t>实体关系图，用于数据库数据表结构与关联设计</w:t>
+            </w:r>
+          </w:p>
+        </w:tc>
+      </w:tr>
+      <w:tr>
+        <w:tblPrEx>
+          <w:tblBorders>
+            <w:top w:val="none" w:color="auto" w:sz="0" w:space="0"/>
+            <w:left w:val="none" w:color="auto" w:sz="0" w:space="0"/>
+            <w:bottom w:val="none" w:color="auto" w:sz="0" w:space="0"/>
+            <w:right w:val="none" w:color="auto" w:sz="0" w:space="0"/>
+            <w:insideH w:val="none" w:color="auto" w:sz="0" w:space="0"/>
+            <w:insideV w:val="none" w:color="auto" w:sz="0" w:space="0"/>
+          </w:tblBorders>
+          <w:shd w:val="clear" w:color="auto" w:fill="auto"/>
+          <w:tblCellMar>
+            <w:top w:w="15" w:type="dxa"/>
+            <w:left w:w="15" w:type="dxa"/>
+            <w:bottom w:w="15" w:type="dxa"/>
+            <w:right w:w="15" w:type="dxa"/>
+          </w:tblCellMar>
+        </w:tblPrEx>
+        <w:tc>
+          <w:tcPr>
+            <w:tcW w:w="0" w:type="auto"/>
+            <w:tcBorders>
+              <w:top w:val="single" w:color="CCCCCC" w:sz="4" w:space="0"/>
+              <w:left w:val="single" w:color="CCCCCC" w:sz="4" w:space="0"/>
+              <w:bottom w:val="single" w:color="CCCCCC" w:sz="4" w:space="0"/>
+              <w:right w:val="single" w:color="CCCCCC" w:sz="4" w:space="0"/>
+            </w:tcBorders>
+            <w:shd w:val="clear" w:color="auto" w:fill="auto"/>
+            <w:tcMar>
+              <w:top w:w="80" w:type="dxa"/>
+              <w:left w:w="80" w:type="dxa"/>
+              <w:bottom w:w="80" w:type="dxa"/>
+              <w:right w:w="80" w:type="dxa"/>
+            </w:tcMar>
+            <w:vAlign w:val="center"/>
+          </w:tcPr>
+          <w:p>
+            <w:pPr>
+              <w:ind w:left="0" w:right="0" w:firstLine="0"/>
+              <w:rPr>
+                <w:rFonts w:hint="eastAsia" w:ascii="Times New Roman" w:hAnsi="Times New Roman" w:eastAsia="宋体"/>
+                <w:color w:val="000000"/>
+                <w:sz w:val="21"/>
+              </w:rPr>
+            </w:pPr>
+            <w:r>
+              <w:rPr>
+                <w:rFonts w:hint="eastAsia" w:ascii="Times New Roman" w:hAnsi="Times New Roman" w:eastAsia="宋体"/>
+                <w:color w:val="000000"/>
+                <w:sz w:val="21"/>
+                <w:lang w:val="en-US" w:eastAsia="zh-CN"/>
+              </w:rPr>
+              <w:t>localStorage</w:t>
+            </w:r>
+          </w:p>
+        </w:tc>
+        <w:tc>
+          <w:tcPr>
+            <w:tcW w:w="0" w:type="auto"/>
+            <w:tcBorders>
+              <w:top w:val="single" w:color="CCCCCC" w:sz="4" w:space="0"/>
+              <w:left w:val="single" w:color="CCCCCC" w:sz="4" w:space="0"/>
+              <w:bottom w:val="single" w:color="CCCCCC" w:sz="4" w:space="0"/>
+              <w:right w:val="single" w:color="CCCCCC" w:sz="4" w:space="0"/>
+            </w:tcBorders>
+            <w:shd w:val="clear" w:color="auto" w:fill="auto"/>
+            <w:tcMar>
+              <w:top w:w="80" w:type="dxa"/>
+              <w:left w:w="80" w:type="dxa"/>
+              <w:bottom w:w="80" w:type="dxa"/>
+              <w:right w:w="80" w:type="dxa"/>
+            </w:tcMar>
+            <w:vAlign w:val="center"/>
+          </w:tcPr>
+          <w:p>
+            <w:pPr>
+              <w:ind w:left="0" w:right="0" w:firstLine="0"/>
+              <w:rPr>
+                <w:rFonts w:hint="eastAsia" w:ascii="Times New Roman" w:hAnsi="Times New Roman" w:eastAsia="宋体"/>
+                <w:color w:val="000000"/>
+                <w:sz w:val="21"/>
+              </w:rPr>
+            </w:pPr>
+            <w:r>
+              <w:rPr>
+                <w:rFonts w:hint="eastAsia" w:ascii="Times New Roman" w:hAnsi="Times New Roman" w:eastAsia="宋体"/>
+                <w:color w:val="000000"/>
+                <w:sz w:val="21"/>
+                <w:lang w:val="en-US" w:eastAsia="zh-CN"/>
+              </w:rPr>
+              <w:t>浏览器本地持久化存储，模拟简易数据库</w:t>
+            </w:r>
+          </w:p>
+        </w:tc>
+      </w:tr>
+      <w:tr>
+        <w:tblPrEx>
+          <w:tblBorders>
+            <w:top w:val="none" w:color="auto" w:sz="0" w:space="0"/>
+            <w:left w:val="none" w:color="auto" w:sz="0" w:space="0"/>
+            <w:bottom w:val="none" w:color="auto" w:sz="0" w:space="0"/>
+            <w:right w:val="none" w:color="auto" w:sz="0" w:space="0"/>
+            <w:insideH w:val="none" w:color="auto" w:sz="0" w:space="0"/>
+            <w:insideV w:val="none" w:color="auto" w:sz="0" w:space="0"/>
+          </w:tblBorders>
+          <w:shd w:val="clear" w:color="auto" w:fill="auto"/>
+          <w:tblCellMar>
+            <w:top w:w="15" w:type="dxa"/>
+            <w:left w:w="15" w:type="dxa"/>
+            <w:bottom w:w="15" w:type="dxa"/>
+            <w:right w:w="15" w:type="dxa"/>
+          </w:tblCellMar>
+        </w:tblPrEx>
+        <w:tc>
+          <w:tcPr>
+            <w:tcW w:w="0" w:type="auto"/>
+            <w:tcBorders>
+              <w:top w:val="single" w:color="CCCCCC" w:sz="4" w:space="0"/>
+              <w:left w:val="single" w:color="CCCCCC" w:sz="4" w:space="0"/>
+              <w:bottom w:val="single" w:color="CCCCCC" w:sz="4" w:space="0"/>
+              <w:right w:val="single" w:color="CCCCCC" w:sz="4" w:space="0"/>
+            </w:tcBorders>
+            <w:shd w:val="clear" w:color="auto" w:fill="auto"/>
+            <w:tcMar>
+              <w:top w:w="80" w:type="dxa"/>
+              <w:left w:w="80" w:type="dxa"/>
+              <w:bottom w:w="80" w:type="dxa"/>
+              <w:right w:w="80" w:type="dxa"/>
+            </w:tcMar>
+            <w:vAlign w:val="center"/>
+          </w:tcPr>
+          <w:p>
+            <w:pPr>
+              <w:ind w:left="0" w:right="0" w:firstLine="0"/>
+              <w:rPr>
+                <w:rFonts w:hint="eastAsia" w:ascii="Times New Roman" w:hAnsi="Times New Roman" w:eastAsia="宋体"/>
+                <w:color w:val="000000"/>
+                <w:sz w:val="21"/>
+              </w:rPr>
+            </w:pPr>
+            <w:r>
+              <w:rPr>
+                <w:rFonts w:hint="eastAsia" w:ascii="Times New Roman" w:hAnsi="Times New Roman" w:eastAsia="宋体"/>
+                <w:color w:val="000000"/>
+                <w:sz w:val="21"/>
+                <w:lang w:val="en-US" w:eastAsia="zh-CN"/>
+              </w:rPr>
+              <w:t>UI</w:t>
+            </w:r>
+          </w:p>
+        </w:tc>
+        <w:tc>
+          <w:tcPr>
+            <w:tcW w:w="0" w:type="auto"/>
+            <w:tcBorders>
+              <w:top w:val="single" w:color="CCCCCC" w:sz="4" w:space="0"/>
+              <w:left w:val="single" w:color="CCCCCC" w:sz="4" w:space="0"/>
+              <w:bottom w:val="single" w:color="CCCCCC" w:sz="4" w:space="0"/>
+              <w:right w:val="single" w:color="CCCCCC" w:sz="4" w:space="0"/>
+            </w:tcBorders>
+            <w:shd w:val="clear" w:color="auto" w:fill="auto"/>
+            <w:tcMar>
+              <w:top w:w="80" w:type="dxa"/>
+              <w:left w:w="80" w:type="dxa"/>
+              <w:bottom w:w="80" w:type="dxa"/>
+              <w:right w:w="80" w:type="dxa"/>
+            </w:tcMar>
+            <w:vAlign w:val="center"/>
+          </w:tcPr>
+          <w:p>
+            <w:pPr>
+              <w:ind w:left="0" w:right="0" w:firstLine="0"/>
+              <w:rPr>
+                <w:rFonts w:hint="eastAsia" w:ascii="Times New Roman" w:hAnsi="Times New Roman" w:eastAsia="宋体"/>
+                <w:color w:val="000000"/>
+                <w:sz w:val="21"/>
+              </w:rPr>
+            </w:pPr>
+            <w:r>
+              <w:rPr>
+                <w:rFonts w:hint="eastAsia" w:ascii="Times New Roman" w:hAnsi="Times New Roman" w:eastAsia="宋体"/>
+                <w:color w:val="000000"/>
+                <w:sz w:val="21"/>
+                <w:lang w:val="en-US" w:eastAsia="zh-CN"/>
+              </w:rPr>
+              <w:t>用户界面，User Interface</w:t>
             </w:r>
           </w:p>
         </w:tc>
@@ -2376,7 +2662,7 @@
                 <w:sz w:val="21"/>
                 <w:lang w:val="en-US" w:eastAsia="zh-CN"/>
               </w:rPr>
-              <w:t>ER 图</w:t>
+              <w:t>前端</w:t>
             </w:r>
           </w:p>
         </w:tc>
@@ -2414,7 +2700,7 @@
                 <w:sz w:val="21"/>
                 <w:lang w:val="en-US" w:eastAsia="zh-CN"/>
               </w:rPr>
-              <w:t>实体关系图，用于数据库数据表结构与关联设计</w:t>
+              <w:t>HTML+CSS+JavaScript 页面交互层</w:t>
             </w:r>
           </w:p>
         </w:tc>
@@ -2429,288 +2715,7 @@
             <w:insideH w:val="none" w:color="auto" w:sz="0" w:space="0"/>
             <w:insideV w:val="none" w:color="auto" w:sz="0" w:space="0"/>
           </w:tblBorders>
-          <w:tblCellMar>
-            <w:top w:w="15" w:type="dxa"/>
-            <w:left w:w="15" w:type="dxa"/>
-            <w:bottom w:w="15" w:type="dxa"/>
-            <w:right w:w="15" w:type="dxa"/>
-          </w:tblCellMar>
-        </w:tblPrEx>
-        <w:tc>
-          <w:tcPr>
-            <w:tcW w:w="0" w:type="auto"/>
-            <w:tcBorders>
-              <w:top w:val="single" w:color="CCCCCC" w:sz="4" w:space="0"/>
-              <w:left w:val="single" w:color="CCCCCC" w:sz="4" w:space="0"/>
-              <w:bottom w:val="single" w:color="CCCCCC" w:sz="4" w:space="0"/>
-              <w:right w:val="single" w:color="CCCCCC" w:sz="4" w:space="0"/>
-            </w:tcBorders>
-            <w:shd w:val="clear" w:color="auto" w:fill="auto"/>
-            <w:tcMar>
-              <w:top w:w="80" w:type="dxa"/>
-              <w:left w:w="80" w:type="dxa"/>
-              <w:bottom w:w="80" w:type="dxa"/>
-              <w:right w:w="80" w:type="dxa"/>
-            </w:tcMar>
-            <w:vAlign w:val="center"/>
-          </w:tcPr>
-          <w:p>
-            <w:pPr>
-              <w:ind w:left="0" w:right="0" w:firstLine="0"/>
-              <w:rPr>
-                <w:rFonts w:hint="eastAsia" w:ascii="Times New Roman" w:hAnsi="Times New Roman" w:eastAsia="宋体"/>
-                <w:color w:val="000000"/>
-                <w:sz w:val="21"/>
-              </w:rPr>
-            </w:pPr>
-            <w:r>
-              <w:rPr>
-                <w:rFonts w:hint="eastAsia" w:ascii="Times New Roman" w:hAnsi="Times New Roman" w:eastAsia="宋体"/>
-                <w:color w:val="000000"/>
-                <w:sz w:val="21"/>
-                <w:lang w:val="en-US" w:eastAsia="zh-CN"/>
-              </w:rPr>
-              <w:t>localStorage</w:t>
-            </w:r>
-          </w:p>
-        </w:tc>
-        <w:tc>
-          <w:tcPr>
-            <w:tcW w:w="0" w:type="auto"/>
-            <w:tcBorders>
-              <w:top w:val="single" w:color="CCCCCC" w:sz="4" w:space="0"/>
-              <w:left w:val="single" w:color="CCCCCC" w:sz="4" w:space="0"/>
-              <w:bottom w:val="single" w:color="CCCCCC" w:sz="4" w:space="0"/>
-              <w:right w:val="single" w:color="CCCCCC" w:sz="4" w:space="0"/>
-            </w:tcBorders>
-            <w:shd w:val="clear" w:color="auto" w:fill="auto"/>
-            <w:tcMar>
-              <w:top w:w="80" w:type="dxa"/>
-              <w:left w:w="80" w:type="dxa"/>
-              <w:bottom w:w="80" w:type="dxa"/>
-              <w:right w:w="80" w:type="dxa"/>
-            </w:tcMar>
-            <w:vAlign w:val="center"/>
-          </w:tcPr>
-          <w:p>
-            <w:pPr>
-              <w:ind w:left="0" w:right="0" w:firstLine="0"/>
-              <w:rPr>
-                <w:rFonts w:hint="eastAsia" w:ascii="Times New Roman" w:hAnsi="Times New Roman" w:eastAsia="宋体"/>
-                <w:color w:val="000000"/>
-                <w:sz w:val="21"/>
-              </w:rPr>
-            </w:pPr>
-            <w:r>
-              <w:rPr>
-                <w:rFonts w:hint="eastAsia" w:ascii="Times New Roman" w:hAnsi="Times New Roman" w:eastAsia="宋体"/>
-                <w:color w:val="000000"/>
-                <w:sz w:val="21"/>
-                <w:lang w:val="en-US" w:eastAsia="zh-CN"/>
-              </w:rPr>
-              <w:t>浏览器本地持久化存储，模拟简易数据库</w:t>
-            </w:r>
-          </w:p>
-        </w:tc>
-      </w:tr>
-      <w:tr>
-        <w:tblPrEx>
-          <w:tblBorders>
-            <w:top w:val="none" w:color="auto" w:sz="0" w:space="0"/>
-            <w:left w:val="none" w:color="auto" w:sz="0" w:space="0"/>
-            <w:bottom w:val="none" w:color="auto" w:sz="0" w:space="0"/>
-            <w:right w:val="none" w:color="auto" w:sz="0" w:space="0"/>
-            <w:insideH w:val="none" w:color="auto" w:sz="0" w:space="0"/>
-            <w:insideV w:val="none" w:color="auto" w:sz="0" w:space="0"/>
-          </w:tblBorders>
-          <w:tblCellMar>
-            <w:top w:w="15" w:type="dxa"/>
-            <w:left w:w="15" w:type="dxa"/>
-            <w:bottom w:w="15" w:type="dxa"/>
-            <w:right w:w="15" w:type="dxa"/>
-          </w:tblCellMar>
-        </w:tblPrEx>
-        <w:tc>
-          <w:tcPr>
-            <w:tcW w:w="0" w:type="auto"/>
-            <w:tcBorders>
-              <w:top w:val="single" w:color="CCCCCC" w:sz="4" w:space="0"/>
-              <w:left w:val="single" w:color="CCCCCC" w:sz="4" w:space="0"/>
-              <w:bottom w:val="single" w:color="CCCCCC" w:sz="4" w:space="0"/>
-              <w:right w:val="single" w:color="CCCCCC" w:sz="4" w:space="0"/>
-            </w:tcBorders>
-            <w:shd w:val="clear" w:color="auto" w:fill="auto"/>
-            <w:tcMar>
-              <w:top w:w="80" w:type="dxa"/>
-              <w:left w:w="80" w:type="dxa"/>
-              <w:bottom w:w="80" w:type="dxa"/>
-              <w:right w:w="80" w:type="dxa"/>
-            </w:tcMar>
-            <w:vAlign w:val="center"/>
-          </w:tcPr>
-          <w:p>
-            <w:pPr>
-              <w:ind w:left="0" w:right="0" w:firstLine="0"/>
-              <w:rPr>
-                <w:rFonts w:hint="eastAsia" w:ascii="Times New Roman" w:hAnsi="Times New Roman" w:eastAsia="宋体"/>
-                <w:color w:val="000000"/>
-                <w:sz w:val="21"/>
-              </w:rPr>
-            </w:pPr>
-            <w:r>
-              <w:rPr>
-                <w:rFonts w:hint="eastAsia" w:ascii="Times New Roman" w:hAnsi="Times New Roman" w:eastAsia="宋体"/>
-                <w:color w:val="000000"/>
-                <w:sz w:val="21"/>
-                <w:lang w:val="en-US" w:eastAsia="zh-CN"/>
-              </w:rPr>
-              <w:t>UI</w:t>
-            </w:r>
-          </w:p>
-        </w:tc>
-        <w:tc>
-          <w:tcPr>
-            <w:tcW w:w="0" w:type="auto"/>
-            <w:tcBorders>
-              <w:top w:val="single" w:color="CCCCCC" w:sz="4" w:space="0"/>
-              <w:left w:val="single" w:color="CCCCCC" w:sz="4" w:space="0"/>
-              <w:bottom w:val="single" w:color="CCCCCC" w:sz="4" w:space="0"/>
-              <w:right w:val="single" w:color="CCCCCC" w:sz="4" w:space="0"/>
-            </w:tcBorders>
-            <w:shd w:val="clear" w:color="auto" w:fill="auto"/>
-            <w:tcMar>
-              <w:top w:w="80" w:type="dxa"/>
-              <w:left w:w="80" w:type="dxa"/>
-              <w:bottom w:w="80" w:type="dxa"/>
-              <w:right w:w="80" w:type="dxa"/>
-            </w:tcMar>
-            <w:vAlign w:val="center"/>
-          </w:tcPr>
-          <w:p>
-            <w:pPr>
-              <w:ind w:left="0" w:right="0" w:firstLine="0"/>
-              <w:rPr>
-                <w:rFonts w:hint="eastAsia" w:ascii="Times New Roman" w:hAnsi="Times New Roman" w:eastAsia="宋体"/>
-                <w:color w:val="000000"/>
-                <w:sz w:val="21"/>
-              </w:rPr>
-            </w:pPr>
-            <w:r>
-              <w:rPr>
-                <w:rFonts w:hint="eastAsia" w:ascii="Times New Roman" w:hAnsi="Times New Roman" w:eastAsia="宋体"/>
-                <w:color w:val="000000"/>
-                <w:sz w:val="21"/>
-                <w:lang w:val="en-US" w:eastAsia="zh-CN"/>
-              </w:rPr>
-              <w:t>用户界面，User Interface</w:t>
-            </w:r>
-          </w:p>
-        </w:tc>
-      </w:tr>
-      <w:tr>
-        <w:tblPrEx>
-          <w:tblBorders>
-            <w:top w:val="none" w:color="auto" w:sz="0" w:space="0"/>
-            <w:left w:val="none" w:color="auto" w:sz="0" w:space="0"/>
-            <w:bottom w:val="none" w:color="auto" w:sz="0" w:space="0"/>
-            <w:right w:val="none" w:color="auto" w:sz="0" w:space="0"/>
-            <w:insideH w:val="none" w:color="auto" w:sz="0" w:space="0"/>
-            <w:insideV w:val="none" w:color="auto" w:sz="0" w:space="0"/>
-          </w:tblBorders>
-          <w:tblCellMar>
-            <w:top w:w="15" w:type="dxa"/>
-            <w:left w:w="15" w:type="dxa"/>
-            <w:bottom w:w="15" w:type="dxa"/>
-            <w:right w:w="15" w:type="dxa"/>
-          </w:tblCellMar>
-        </w:tblPrEx>
-        <w:tc>
-          <w:tcPr>
-            <w:tcW w:w="0" w:type="auto"/>
-            <w:tcBorders>
-              <w:top w:val="single" w:color="CCCCCC" w:sz="4" w:space="0"/>
-              <w:left w:val="single" w:color="CCCCCC" w:sz="4" w:space="0"/>
-              <w:bottom w:val="single" w:color="CCCCCC" w:sz="4" w:space="0"/>
-              <w:right w:val="single" w:color="CCCCCC" w:sz="4" w:space="0"/>
-            </w:tcBorders>
-            <w:shd w:val="clear" w:color="auto" w:fill="auto"/>
-            <w:tcMar>
-              <w:top w:w="80" w:type="dxa"/>
-              <w:left w:w="80" w:type="dxa"/>
-              <w:bottom w:w="80" w:type="dxa"/>
-              <w:right w:w="80" w:type="dxa"/>
-            </w:tcMar>
-            <w:vAlign w:val="center"/>
-          </w:tcPr>
-          <w:p>
-            <w:pPr>
-              <w:ind w:left="0" w:right="0" w:firstLine="0"/>
-              <w:rPr>
-                <w:rFonts w:hint="eastAsia" w:ascii="Times New Roman" w:hAnsi="Times New Roman" w:eastAsia="宋体"/>
-                <w:color w:val="000000"/>
-                <w:sz w:val="21"/>
-              </w:rPr>
-            </w:pPr>
-            <w:r>
-              <w:rPr>
-                <w:rFonts w:hint="eastAsia" w:ascii="Times New Roman" w:hAnsi="Times New Roman" w:eastAsia="宋体"/>
-                <w:color w:val="000000"/>
-                <w:sz w:val="21"/>
-                <w:lang w:val="en-US" w:eastAsia="zh-CN"/>
-              </w:rPr>
-              <w:t>前端</w:t>
-            </w:r>
-          </w:p>
-        </w:tc>
-        <w:tc>
-          <w:tcPr>
-            <w:tcW w:w="0" w:type="auto"/>
-            <w:tcBorders>
-              <w:top w:val="single" w:color="CCCCCC" w:sz="4" w:space="0"/>
-              <w:left w:val="single" w:color="CCCCCC" w:sz="4" w:space="0"/>
-              <w:bottom w:val="single" w:color="CCCCCC" w:sz="4" w:space="0"/>
-              <w:right w:val="single" w:color="CCCCCC" w:sz="4" w:space="0"/>
-            </w:tcBorders>
-            <w:shd w:val="clear" w:color="auto" w:fill="auto"/>
-            <w:tcMar>
-              <w:top w:w="80" w:type="dxa"/>
-              <w:left w:w="80" w:type="dxa"/>
-              <w:bottom w:w="80" w:type="dxa"/>
-              <w:right w:w="80" w:type="dxa"/>
-            </w:tcMar>
-            <w:vAlign w:val="center"/>
-          </w:tcPr>
-          <w:p>
-            <w:pPr>
-              <w:ind w:left="0" w:right="0" w:firstLine="0"/>
-              <w:rPr>
-                <w:rFonts w:hint="eastAsia" w:ascii="Times New Roman" w:hAnsi="Times New Roman" w:eastAsia="宋体"/>
-                <w:color w:val="000000"/>
-                <w:sz w:val="21"/>
-              </w:rPr>
-            </w:pPr>
-            <w:r>
-              <w:rPr>
-                <w:rFonts w:hint="eastAsia" w:ascii="Times New Roman" w:hAnsi="Times New Roman" w:eastAsia="宋体"/>
-                <w:color w:val="000000"/>
-                <w:sz w:val="21"/>
-                <w:lang w:val="en-US" w:eastAsia="zh-CN"/>
-              </w:rPr>
-              <w:t>HTML+CSS+JavaScript 页面交互层</w:t>
-            </w:r>
-          </w:p>
-        </w:tc>
-      </w:tr>
-      <w:tr>
-        <w:tblPrEx>
-          <w:tblBorders>
-            <w:top w:val="none" w:color="auto" w:sz="0" w:space="0"/>
-            <w:left w:val="none" w:color="auto" w:sz="0" w:space="0"/>
-            <w:bottom w:val="none" w:color="auto" w:sz="0" w:space="0"/>
-            <w:right w:val="none" w:color="auto" w:sz="0" w:space="0"/>
-            <w:insideH w:val="none" w:color="auto" w:sz="0" w:space="0"/>
-            <w:insideV w:val="none" w:color="auto" w:sz="0" w:space="0"/>
-          </w:tblBorders>
+          <w:shd w:val="clear" w:color="auto" w:fill="auto"/>
           <w:tblCellMar>
             <w:top w:w="15" w:type="dxa"/>
             <w:left w:w="15" w:type="dxa"/>
@@ -4232,7 +4237,7 @@
       </w:tblPr>
       <w:tblGrid>
         <w:gridCol w:w="1295"/>
-        <w:gridCol w:w="3337"/>
+        <w:gridCol w:w="7378"/>
       </w:tblGrid>
       <w:tr>
         <w:tblPrEx>
@@ -4276,7 +4281,7 @@
         </w:tc>
         <w:tc>
           <w:tcPr>
-            <w:tcW w:w="3337" w:type="dxa"/>
+            <w:tcW w:w="7378" w:type="dxa"/>
             <w:vAlign w:val="center"/>
           </w:tcPr>
           <w:p>
@@ -4340,7 +4345,7 @@
         </w:tc>
         <w:tc>
           <w:tcPr>
-            <w:tcW w:w="3337" w:type="dxa"/>
+            <w:tcW w:w="7378" w:type="dxa"/>
             <w:vAlign w:val="center"/>
           </w:tcPr>
           <w:p>
@@ -4402,7 +4407,7 @@
         </w:tc>
         <w:tc>
           <w:tcPr>
-            <w:tcW w:w="3337" w:type="dxa"/>
+            <w:tcW w:w="7378" w:type="dxa"/>
             <w:vAlign w:val="center"/>
           </w:tcPr>
           <w:p>
@@ -4479,7 +4484,7 @@
         </w:tc>
         <w:tc>
           <w:tcPr>
-            <w:tcW w:w="3337" w:type="dxa"/>
+            <w:tcW w:w="7378" w:type="dxa"/>
             <w:vAlign w:val="center"/>
           </w:tcPr>
           <w:p>
@@ -4541,7 +4546,7 @@
         </w:tc>
         <w:tc>
           <w:tcPr>
-            <w:tcW w:w="3337" w:type="dxa"/>
+            <w:tcW w:w="7378" w:type="dxa"/>
             <w:vAlign w:val="center"/>
           </w:tcPr>
           <w:p>
@@ -4566,13 +4571,21 @@
             <w:r>
               <w:rPr>
                 <w:rFonts w:hint="eastAsia" w:ascii="宋体" w:hAnsi="宋体" w:eastAsia="宋体" w:cs="宋体"/>
-                <w:color w:val="FF0000"/>
-                <w:kern w:val="0"/>
-                <w:sz w:val="24"/>
-                <w:szCs w:val="24"/>
-                <w:lang w:val="en-US" w:eastAsia="zh-CN" w:bidi="ar"/>
-              </w:rPr>
-              <w:t>（仓库地址：）</w:t>
+                <w:color w:val="000000"/>
+                <w:kern w:val="0"/>
+                <w:sz w:val="24"/>
+                <w:szCs w:val="24"/>
+                <w:lang w:val="en-US" w:eastAsia="zh-CN" w:bidi="ar"/>
+              </w:rPr>
+              <w:t xml:space="preserve">   </w:t>
+            </w:r>
+            <w:r>
+              <w:rPr>
+                <w:rFonts w:hint="eastAsia" w:ascii="宋体" w:hAnsi="宋体" w:eastAsia="宋体" w:cs="宋体"/>
+                <w:sz w:val="24"/>
+                <w:szCs w:val="24"/>
+              </w:rPr>
+              <w:t>https://github.com/zhuyi0975/xyptxzs</w:t>
             </w:r>
           </w:p>
         </w:tc>
@@ -4889,6 +4902,14 @@
         <w:gridCol w:w="2610"/>
       </w:tblGrid>
       <w:tr>
+        <w:tblPrEx>
+          <w:tblCellMar>
+            <w:top w:w="0" w:type="dxa"/>
+            <w:left w:w="108" w:type="dxa"/>
+            <w:bottom w:w="0" w:type="dxa"/>
+            <w:right w:w="108" w:type="dxa"/>
+          </w:tblCellMar>
+        </w:tblPrEx>
         <w:trPr>
           <w:tblHeader/>
         </w:trPr>
@@ -6313,6 +6334,7 @@
             <w:insideH w:val="none" w:color="auto" w:sz="0" w:space="0"/>
             <w:insideV w:val="none" w:color="auto" w:sz="0" w:space="0"/>
           </w:tblBorders>
+          <w:shd w:val="clear" w:color="auto" w:fill="auto"/>
           <w:tblCellMar>
             <w:top w:w="15" w:type="dxa"/>
             <w:left w:w="15" w:type="dxa"/>
@@ -6515,6 +6537,7 @@
             <w:insideH w:val="none" w:color="auto" w:sz="0" w:space="0"/>
             <w:insideV w:val="none" w:color="auto" w:sz="0" w:space="0"/>
           </w:tblBorders>
+          <w:shd w:val="clear" w:color="auto" w:fill="auto"/>
           <w:tblCellMar>
             <w:top w:w="15" w:type="dxa"/>
             <w:left w:w="15" w:type="dxa"/>
@@ -7491,7 +7514,6 @@
             <w:insideH w:val="none" w:color="auto" w:sz="0" w:space="0"/>
             <w:insideV w:val="none" w:color="auto" w:sz="0" w:space="0"/>
           </w:tblBorders>
-          <w:shd w:val="clear" w:color="auto" w:fill="auto"/>
           <w:tblCellMar>
             <w:top w:w="15" w:type="dxa"/>
             <w:left w:w="15" w:type="dxa"/>
@@ -7880,7 +7902,6 @@
             <w:insideH w:val="none" w:color="auto" w:sz="0" w:space="0"/>
             <w:insideV w:val="none" w:color="auto" w:sz="0" w:space="0"/>
           </w:tblBorders>
-          <w:shd w:val="clear" w:color="auto" w:fill="auto"/>
           <w:tblCellMar>
             <w:top w:w="15" w:type="dxa"/>
             <w:left w:w="15" w:type="dxa"/>
@@ -8677,6 +8698,12 @@
             <w:insideV w:val="none" w:color="auto" w:sz="0" w:space="0"/>
           </w:tblBorders>
           <w:shd w:val="clear" w:color="auto" w:fill="auto"/>
+          <w:tblCellMar>
+            <w:top w:w="15" w:type="dxa"/>
+            <w:left w:w="15" w:type="dxa"/>
+            <w:bottom w:w="15" w:type="dxa"/>
+            <w:right w:w="15" w:type="dxa"/>
+          </w:tblCellMar>
         </w:tblPrEx>
         <w:trPr>
           <w:tblHeader/>
@@ -9079,7 +9106,6 @@
             <w:insideH w:val="none" w:color="auto" w:sz="0" w:space="0"/>
             <w:insideV w:val="none" w:color="auto" w:sz="0" w:space="0"/>
           </w:tblBorders>
-          <w:shd w:val="clear" w:color="auto" w:fill="auto"/>
           <w:tblCellMar>
             <w:top w:w="15" w:type="dxa"/>
             <w:left w:w="15" w:type="dxa"/>
@@ -9411,19 +9437,19 @@
       </w:r>
       <w:r>
         <w:rPr>
+          <w:rFonts w:hint="eastAsia" w:ascii="宋体" w:hAnsi="宋体" w:eastAsia="宋体" w:cs="宋体"/>
+          <w:sz w:val="24"/>
+          <w:szCs w:val="24"/>
+        </w:rPr>
+        <w:t>https://github.com/zhuyi0975/xyptxzs/blob/main/app.js</w:t>
+      </w:r>
+      <w:r>
+        <w:rPr>
           <w:rFonts w:hint="eastAsia" w:ascii="Times New Roman" w:hAnsi="Times New Roman" w:eastAsia="宋体"/>
-          <w:color w:val="FF0000"/>
-          <w:sz w:val="21"/>
-        </w:rPr>
-        <w:t>GitHub仓库：_______________</w:t>
-      </w:r>
-      <w:r>
-        <w:rPr>
-          <w:rFonts w:hint="eastAsia" w:ascii="Times New Roman" w:hAnsi="Times New Roman" w:eastAsia="宋体"/>
-          <w:color w:val="000000"/>
-          <w:sz w:val="21"/>
-        </w:rPr>
-        <w:t>_）</w:t>
+          <w:color w:val="000000"/>
+          <w:sz w:val="21"/>
+        </w:rPr>
+        <w:t>）</w:t>
       </w:r>
     </w:p>
     <w:p>
@@ -10611,7 +10637,6 @@
             <w:insideH w:val="none" w:color="auto" w:sz="0" w:space="0"/>
             <w:insideV w:val="none" w:color="auto" w:sz="0" w:space="0"/>
           </w:tblBorders>
-          <w:shd w:val="clear" w:color="auto" w:fill="auto"/>
           <w:tblCellMar>
             <w:top w:w="15" w:type="dxa"/>
             <w:left w:w="15" w:type="dxa"/>
@@ -10991,6 +11016,7 @@
             <w:insideH w:val="none" w:color="auto" w:sz="0" w:space="0"/>
             <w:insideV w:val="none" w:color="auto" w:sz="0" w:space="0"/>
           </w:tblBorders>
+          <w:shd w:val="clear" w:color="auto" w:fill="auto"/>
           <w:tblCellMar>
             <w:top w:w="15" w:type="dxa"/>
             <w:left w:w="15" w:type="dxa"/>
@@ -11451,6 +11477,7 @@
             <w:insideH w:val="none" w:color="auto" w:sz="0" w:space="0"/>
             <w:insideV w:val="none" w:color="auto" w:sz="0" w:space="0"/>
           </w:tblBorders>
+          <w:shd w:val="clear" w:color="auto" w:fill="auto"/>
           <w:tblCellMar>
             <w:top w:w="15" w:type="dxa"/>
             <w:left w:w="15" w:type="dxa"/>
@@ -12092,6 +12119,7 @@
             <w:insideH w:val="none" w:color="auto" w:sz="0" w:space="0"/>
             <w:insideV w:val="none" w:color="auto" w:sz="0" w:space="0"/>
           </w:tblBorders>
+          <w:shd w:val="clear" w:color="auto" w:fill="auto"/>
           <w:tblCellMar>
             <w:top w:w="15" w:type="dxa"/>
             <w:left w:w="15" w:type="dxa"/>
@@ -12305,6 +12333,7 @@
             <w:insideH w:val="none" w:color="auto" w:sz="0" w:space="0"/>
             <w:insideV w:val="none" w:color="auto" w:sz="0" w:space="0"/>
           </w:tblBorders>
+          <w:shd w:val="clear" w:color="auto" w:fill="auto"/>
           <w:tblCellMar>
             <w:top w:w="15" w:type="dxa"/>
             <w:left w:w="15" w:type="dxa"/>
@@ -12518,6 +12547,7 @@
             <w:insideH w:val="none" w:color="auto" w:sz="0" w:space="0"/>
             <w:insideV w:val="none" w:color="auto" w:sz="0" w:space="0"/>
           </w:tblBorders>
+          <w:shd w:val="clear" w:color="auto" w:fill="auto"/>
           <w:tblCellMar>
             <w:top w:w="15" w:type="dxa"/>
             <w:left w:w="15" w:type="dxa"/>
@@ -13944,6 +13974,7 @@
             <w:insideH w:val="none" w:color="auto" w:sz="0" w:space="0"/>
             <w:insideV w:val="none" w:color="auto" w:sz="0" w:space="0"/>
           </w:tblBorders>
+          <w:shd w:val="clear" w:color="auto" w:fill="auto"/>
           <w:tblCellMar>
             <w:top w:w="15" w:type="dxa"/>
             <w:left w:w="15" w:type="dxa"/>
@@ -14146,6 +14177,7 @@
             <w:insideH w:val="none" w:color="auto" w:sz="0" w:space="0"/>
             <w:insideV w:val="none" w:color="auto" w:sz="0" w:space="0"/>
           </w:tblBorders>
+          <w:shd w:val="clear" w:color="auto" w:fill="auto"/>
           <w:tblCellMar>
             <w:top w:w="15" w:type="dxa"/>
             <w:left w:w="15" w:type="dxa"/>
@@ -17831,23 +17863,41 @@
           <w:color w:val="000000"/>
           <w:sz w:val="21"/>
         </w:rPr>
-        <w:t xml:space="preserve">        </w:t>
+        <w:t xml:space="preserve">  </w:t>
+      </w:r>
+      <w:r>
+        <w:rPr>
+          <w:rFonts w:ascii="Times New Roman" w:hAnsi="Times New Roman" w:eastAsia="宋体"/>
+          <w:color w:val="000000" w:themeColor="text1"/>
+          <w:sz w:val="21"/>
+          <w14:textFill>
+            <w14:solidFill>
+              <w14:schemeClr w14:val="tx1"/>
+            </w14:solidFill>
+          </w14:textFill>
+        </w:rPr>
+        <w:t xml:space="preserve">      </w:t>
       </w:r>
       <w:r>
         <w:rPr>
           <w:rFonts w:hint="eastAsia" w:ascii="Times New Roman" w:hAnsi="Times New Roman" w:eastAsia="宋体"/>
-          <w:color w:val="FF0000"/>
-          <w:sz w:val="21"/>
+          <w:color w:val="000000" w:themeColor="text1"/>
+          <w:sz w:val="21"/>
+          <w14:textFill>
+            <w14:solidFill>
+              <w14:schemeClr w14:val="tx1"/>
+            </w14:solidFill>
+          </w14:textFill>
         </w:rPr>
         <w:t>仓库地址：</w:t>
       </w:r>
       <w:r>
         <w:rPr>
-          <w:rFonts w:hint="eastAsia" w:ascii="Times New Roman" w:hAnsi="Times New Roman" w:eastAsia="宋体"/>
-          <w:color w:val="FF0000"/>
-          <w:sz w:val="21"/>
-        </w:rPr>
-        <w:t>__________________________</w:t>
+          <w:rFonts w:hint="eastAsia" w:ascii="宋体" w:hAnsi="宋体" w:eastAsia="宋体" w:cs="宋体"/>
+          <w:sz w:val="24"/>
+          <w:szCs w:val="24"/>
+        </w:rPr>
+        <w:t>https://github.com/zhuyi0975/xyptxzs</w:t>
       </w:r>
     </w:p>
     <w:p>
@@ -18110,52 +18160,98 @@
       <w:pPr>
         <w:pStyle w:val="6"/>
         <w:bidi w:val="0"/>
-      </w:pPr>
-      <w:r>
         <w:rPr>
           <w:rFonts w:hint="eastAsia"/>
         </w:rPr>
+      </w:pPr>
+      <w:r>
+        <w:rPr>
+          <w:rFonts w:hint="eastAsia"/>
+        </w:rPr>
         <w:t>附录三：演示视频/答辩视频链接</w:t>
       </w:r>
     </w:p>
     <w:p>
       <w:pPr>
+        <w:pStyle w:val="6"/>
+        <w:bidi w:val="0"/>
+        <w:rPr>
+          <w:rFonts w:hint="eastAsia" w:ascii="Times New Roman" w:hAnsi="Times New Roman" w:eastAsia="宋体"/>
+          <w:color w:val="000000" w:themeColor="text1"/>
+          <w:sz w:val="21"/>
+          <w14:textFill>
+            <w14:solidFill>
+              <w14:schemeClr w14:val="tx1"/>
+            </w14:solidFill>
+          </w14:textFill>
+        </w:rPr>
+      </w:pPr>
+      <w:r>
+        <w:rPr>
+          <w:rFonts w:hint="eastAsia" w:ascii="Times New Roman" w:hAnsi="Times New Roman" w:eastAsia="宋体"/>
+          <w:color w:val="000000" w:themeColor="text1"/>
+          <w:sz w:val="21"/>
+          <w14:textFill>
+            <w14:solidFill>
+              <w14:schemeClr w14:val="tx1"/>
+            </w14:solidFill>
+          </w14:textFill>
+        </w:rPr>
+        <w:t>答辩视频：</w:t>
+      </w:r>
+    </w:p>
+    <w:p>
+      <w:pPr>
         <w:ind w:left="0" w:right="0" w:firstLine="0"/>
         <w:rPr>
-          <w:color w:val="FF0000"/>
-        </w:rPr>
-      </w:pPr>
-      <w:r>
-        <w:rPr>
-          <w:rFonts w:ascii="Times New Roman" w:hAnsi="Times New Roman" w:eastAsia="宋体"/>
-          <w:color w:val="000000"/>
-          <w:sz w:val="21"/>
-        </w:rPr>
-        <w:t xml:space="preserve">       </w:t>
-      </w:r>
-      <w:r>
+          <w:color w:val="000000" w:themeColor="text1"/>
+          <w14:textFill>
+            <w14:solidFill>
+              <w14:schemeClr w14:val="tx1"/>
+            </w14:solidFill>
+          </w14:textFill>
+        </w:rPr>
+      </w:pPr>
+      <w:r>
+        <w:rPr>
+          <w:rFonts w:hint="eastAsia" w:ascii="Times New Roman" w:hAnsi="Times New Roman" w:eastAsia="宋体"/>
+          <w:color w:val="000000" w:themeColor="text1"/>
+          <w:sz w:val="21"/>
+          <w14:textFill>
+            <w14:solidFill>
+              <w14:schemeClr w14:val="tx1"/>
+            </w14:solidFill>
+          </w14:textFill>
+        </w:rPr>
+        <w:t>https://github.com/zhuyi0975/xyptxzs/blob/main/23450150209_%E5%88%98%E6%99%93%E5%BD%A4_ppt%E7%AD%94%E8%BE%A9%E8%A7%86%E9%A2%91.mp4</w:t>
+      </w:r>
+    </w:p>
+    <w:p>
+      <w:pPr>
+        <w:ind w:left="0" w:right="0" w:firstLine="0"/>
         <w:rPr>
           <w:rFonts w:ascii="Times New Roman" w:hAnsi="Times New Roman" w:eastAsia="宋体"/>
           <w:color w:val="FF0000"/>
           <w:sz w:val="21"/>
         </w:rPr>
-        <w:t xml:space="preserve"> </w:t>
-      </w:r>
-      <w:r>
+      </w:pPr>
+      <w:r>
+        <w:rPr>
+          <w:rFonts w:ascii="Times New Roman" w:hAnsi="Times New Roman" w:eastAsia="宋体"/>
+          <w:color w:val="FF0000"/>
+          <w:sz w:val="21"/>
+        </w:rPr>
+        <w:t xml:space="preserve">      </w:t>
+      </w:r>
+    </w:p>
+    <w:p>
+      <w:pPr>
+        <w:ind w:left="0" w:right="0" w:firstLine="0"/>
         <w:rPr>
           <w:rFonts w:hint="eastAsia" w:ascii="Times New Roman" w:hAnsi="Times New Roman" w:eastAsia="宋体"/>
           <w:color w:val="FF0000"/>
           <w:sz w:val="21"/>
         </w:rPr>
-        <w:t>答辩视频：__________________________</w:t>
-      </w:r>
-    </w:p>
-    <w:p>
-      <w:pPr>
-        <w:ind w:left="0" w:right="0" w:firstLine="0"/>
-        <w:rPr>
-          <w:color w:val="FF0000"/>
-        </w:rPr>
       </w:pPr>
       <w:r>
         <w:rPr>
@@ -18163,18 +18259,59 @@
           <w:color w:val="FF0000"/>
           <w:sz w:val="21"/>
         </w:rPr>
-        <w:t xml:space="preserve">        </w:t>
-      </w:r>
-      <w:r>
+        <w:t xml:space="preserve">  </w:t>
+      </w:r>
+      <w:r>
+        <w:rPr>
+          <w:rFonts w:hint="eastAsia" w:ascii="Times New Roman" w:hAnsi="Times New Roman" w:eastAsia="宋体" w:cstheme="majorBidi"/>
+          <w:b/>
+          <w:i/>
+          <w:iCs/>
+          <w:color w:val="000000" w:themeColor="text1"/>
+          <w:sz w:val="21"/>
+          <w:szCs w:val="24"/>
+          <w:lang w:val="en-US" w:eastAsia="en-US" w:bidi="ar-SA"/>
+          <w14:textFill>
+            <w14:solidFill>
+              <w14:schemeClr w14:val="tx1"/>
+            </w14:solidFill>
+          </w14:textFill>
+        </w:rPr>
+        <w:t>演示视频：</w:t>
+      </w:r>
+    </w:p>
+    <w:p>
+      <w:pPr>
+        <w:ind w:left="0" w:right="0" w:firstLine="0"/>
         <w:rPr>
           <w:rFonts w:hint="eastAsia" w:ascii="Times New Roman" w:hAnsi="Times New Roman" w:eastAsia="宋体"/>
-          <w:color w:val="FF0000"/>
-          <w:sz w:val="21"/>
-        </w:rPr>
-        <w:t>演示视频：__________________________</w:t>
-      </w:r>
-    </w:p>
-    <w:p/>
+          <w:color w:val="000000" w:themeColor="text1"/>
+          <w:sz w:val="21"/>
+          <w14:textFill>
+            <w14:solidFill>
+              <w14:schemeClr w14:val="tx1"/>
+            </w14:solidFill>
+          </w14:textFill>
+        </w:rPr>
+      </w:pPr>
+      <w:r>
+        <w:rPr>
+          <w:rFonts w:hint="eastAsia" w:ascii="Times New Roman" w:hAnsi="Times New Roman" w:eastAsia="宋体"/>
+          <w:color w:val="000000" w:themeColor="text1"/>
+          <w:sz w:val="21"/>
+          <w14:textFill>
+            <w14:solidFill>
+              <w14:schemeClr w14:val="tx1"/>
+            </w14:solidFill>
+          </w14:textFill>
+        </w:rPr>
+        <w:t>https://github.com/zhuyi0975/xyptxzs/blob/main/23450150209_%E5%88%98%E6%99%93%E5%BD%A4_%E6%BC%94%E7%A4%BA%E8%A7%86%E9%A2%91.mp4</w:t>
+      </w:r>
+    </w:p>
+    <w:p>
+      <w:bookmarkStart w:id="28" w:name="_GoBack"/>
+      <w:bookmarkEnd w:id="28"/>
+    </w:p>
     <w:p>
       <w:pPr>
         <w:rPr>

--- a/23450150209_刘晓彤_期末大作业说明书.docx
+++ b/23450150209_刘晓彤_期末大作业说明书.docx
@@ -2336,7 +2336,6 @@
             <w:insideH w:val="none" w:color="auto" w:sz="0" w:space="0"/>
             <w:insideV w:val="none" w:color="auto" w:sz="0" w:space="0"/>
           </w:tblBorders>
-          <w:shd w:val="clear" w:color="auto" w:fill="auto"/>
           <w:tblCellMar>
             <w:top w:w="15" w:type="dxa"/>
             <w:left w:w="15" w:type="dxa"/>
@@ -2621,6 +2620,7 @@
             <w:insideH w:val="none" w:color="auto" w:sz="0" w:space="0"/>
             <w:insideV w:val="none" w:color="auto" w:sz="0" w:space="0"/>
           </w:tblBorders>
+          <w:shd w:val="clear" w:color="auto" w:fill="auto"/>
           <w:tblCellMar>
             <w:top w:w="15" w:type="dxa"/>
             <w:left w:w="15" w:type="dxa"/>
@@ -6723,6 +6723,7 @@
             <w:insideH w:val="none" w:color="auto" w:sz="0" w:space="0"/>
             <w:insideV w:val="none" w:color="auto" w:sz="0" w:space="0"/>
           </w:tblBorders>
+          <w:shd w:val="clear" w:color="auto" w:fill="auto"/>
           <w:tblCellMar>
             <w:top w:w="15" w:type="dxa"/>
             <w:left w:w="15" w:type="dxa"/>
@@ -7902,6 +7903,7 @@
             <w:insideH w:val="none" w:color="auto" w:sz="0" w:space="0"/>
             <w:insideV w:val="none" w:color="auto" w:sz="0" w:space="0"/>
           </w:tblBorders>
+          <w:shd w:val="clear" w:color="auto" w:fill="auto"/>
           <w:tblCellMar>
             <w:top w:w="15" w:type="dxa"/>
             <w:left w:w="15" w:type="dxa"/>
@@ -9106,6 +9108,7 @@
             <w:insideH w:val="none" w:color="auto" w:sz="0" w:space="0"/>
             <w:insideV w:val="none" w:color="auto" w:sz="0" w:space="0"/>
           </w:tblBorders>
+          <w:shd w:val="clear" w:color="auto" w:fill="auto"/>
           <w:tblCellMar>
             <w:top w:w="15" w:type="dxa"/>
             <w:left w:w="15" w:type="dxa"/>
@@ -9517,34 +9520,27 @@
         <w:t xml:space="preserve">        </w:t>
       </w:r>
       <w:r>
-        <w:fldChar w:fldCharType="begin"/>
-      </w:r>
-      <w:r>
-        <w:instrText xml:space="preserve"> HYPERLINK "http://README.md" \h </w:instrText>
-      </w:r>
-      <w:r>
-        <w:fldChar w:fldCharType="separate"/>
-      </w:r>
-      <w:r>
-        <w:rPr>
-          <w:rStyle w:val="24"/>
-        </w:rPr>
-        <w:t>README.md</w:t>
-      </w:r>
-      <w:r>
-        <w:rPr>
-          <w:rStyle w:val="24"/>
-        </w:rPr>
-        <w:fldChar w:fldCharType="end"/>
-      </w:r>
-      <w:r>
-        <w:rPr>
-          <w:rFonts w:hint="eastAsia" w:ascii="Times New Roman" w:hAnsi="Times New Roman" w:eastAsia="宋体"/>
-          <w:color w:val="000000"/>
-          <w:sz w:val="21"/>
-        </w:rPr>
-        <w:t>(含项目说明、运行步骤)</w:t>
-      </w:r>
+        <w:rPr>
+          <w:rFonts w:ascii="Times New Roman" w:hAnsi="Times New Roman" w:eastAsia="宋体"/>
+          <w:color w:val="000000"/>
+          <w:sz w:val="21"/>
+        </w:rPr>
+        <w:object>
+          <v:shape id="_x0000_i1030" o:spt="75" type="#_x0000_t75" style="height:65.5pt;width:72.5pt;" o:ole="t" filled="f" o:preferrelative="t" stroked="f" coordsize="21600,21600">
+            <v:fill on="f" focussize="0,0"/>
+            <v:stroke on="f"/>
+            <v:imagedata r:id="rId26" o:title=""/>
+            <o:lock v:ext="edit" aspectratio="t"/>
+            <w10:wrap type="none"/>
+            <w10:anchorlock/>
+          </v:shape>
+          <o:OLEObject Type="Embed" ProgID="Package" ShapeID="_x0000_i1030" DrawAspect="Icon" ObjectID="_1468075729" r:id="rId25">
+            <o:LockedField>false</o:LockedField>
+          </o:OLEObject>
+        </w:object>
+      </w:r>
+      <w:bookmarkStart w:id="28" w:name="_GoBack"/>
+      <w:bookmarkEnd w:id="28"/>
     </w:p>
     <w:p>
       <w:r>
@@ -10637,6 +10633,7 @@
             <w:insideH w:val="none" w:color="auto" w:sz="0" w:space="0"/>
             <w:insideV w:val="none" w:color="auto" w:sz="0" w:space="0"/>
           </w:tblBorders>
+          <w:shd w:val="clear" w:color="auto" w:fill="auto"/>
           <w:tblCellMar>
             <w:top w:w="15" w:type="dxa"/>
             <w:left w:w="15" w:type="dxa"/>
@@ -10948,12 +10945,12 @@
             <v:path/>
             <v:fill on="f" focussize="0,0"/>
             <v:stroke on="f"/>
-            <v:imagedata r:id="rId26" o:title=""/>
+            <v:imagedata r:id="rId28" o:title=""/>
             <o:lock v:ext="edit" aspectratio="t"/>
             <w10:wrap type="none"/>
             <w10:anchorlock/>
           </v:shape>
-          <o:OLEObject Type="Embed" ProgID="Word.Document.12" ShapeID="_x0000_i1029" DrawAspect="Icon" ObjectID="_1468075729" r:id="rId25">
+          <o:OLEObject Type="Embed" ProgID="Word.Document.12" ShapeID="_x0000_i1029" DrawAspect="Icon" ObjectID="_1468075730" r:id="rId27">
             <o:LockedField>false</o:LockedField>
           </o:OLEObject>
         </w:object>
@@ -14607,14 +14604,6 @@
         <w:gridCol w:w="3110"/>
       </w:tblGrid>
       <w:tr>
-        <w:tblPrEx>
-          <w:tblCellMar>
-            <w:top w:w="0" w:type="dxa"/>
-            <w:left w:w="108" w:type="dxa"/>
-            <w:bottom w:w="0" w:type="dxa"/>
-            <w:right w:w="108" w:type="dxa"/>
-          </w:tblCellMar>
-        </w:tblPrEx>
         <w:trPr>
           <w:tblHeader/>
         </w:trPr>
@@ -15178,14 +15167,6 @@
         <w:gridCol w:w="2136"/>
       </w:tblGrid>
       <w:tr>
-        <w:tblPrEx>
-          <w:tblCellMar>
-            <w:top w:w="0" w:type="dxa"/>
-            <w:left w:w="108" w:type="dxa"/>
-            <w:bottom w:w="0" w:type="dxa"/>
-            <w:right w:w="108" w:type="dxa"/>
-          </w:tblCellMar>
-        </w:tblPrEx>
         <w:trPr>
           <w:trHeight w:val="0" w:hRule="atLeast"/>
           <w:tblHeader/>
@@ -18308,10 +18289,7 @@
         <w:t>https://github.com/zhuyi0975/xyptxzs/blob/main/23450150209_%E5%88%98%E6%99%93%E5%BD%A4_%E6%BC%94%E7%A4%BA%E8%A7%86%E9%A2%91.mp4</w:t>
       </w:r>
     </w:p>
-    <w:p>
-      <w:bookmarkStart w:id="28" w:name="_GoBack"/>
-      <w:bookmarkEnd w:id="28"/>
-    </w:p>
+    <w:p/>
     <w:p>
       <w:pPr>
         <w:rPr>
@@ -19686,7 +19664,7 @@
     <w:lsdException w:unhideWhenUsed="0" w:uiPriority="0" w:semiHidden="0" w:name="table of figures"/>
     <w:lsdException w:unhideWhenUsed="0" w:uiPriority="0" w:semiHidden="0" w:name="envelope address"/>
     <w:lsdException w:unhideWhenUsed="0" w:uiPriority="0" w:semiHidden="0" w:name="envelope return"/>
-    <w:lsdException w:unhideWhenUsed="0" w:uiPriority="0" w:semiHidden="0" w:name="footnote reference"/>
+    <w:lsdException w:qFormat="1" w:unhideWhenUsed="0" w:uiPriority="0" w:semiHidden="0" w:name="footnote reference"/>
     <w:lsdException w:unhideWhenUsed="0" w:uiPriority="0" w:semiHidden="0" w:name="annotation reference"/>
     <w:lsdException w:unhideWhenUsed="0" w:uiPriority="0" w:semiHidden="0" w:name="line number"/>
     <w:lsdException w:unhideWhenUsed="0" w:uiPriority="0" w:semiHidden="0" w:name="page number"/>
@@ -20337,6 +20315,7 @@
   <w:style w:type="character" w:styleId="26">
     <w:name w:val="footnote reference"/>
     <w:basedOn w:val="25"/>
+    <w:qFormat/>
     <w:uiPriority w:val="0"/>
     <w:rPr>
       <w:vertAlign w:val="superscript"/>
@@ -20980,6 +20959,7 @@
   <w:style w:type="character" w:customStyle="1" w:styleId="83">
     <w:name w:val="WarningTok"/>
     <w:basedOn w:val="52"/>
+    <w:qFormat/>
     <w:uiPriority w:val="0"/>
     <w:rPr>
       <w:b/>
